--- a/参考資料/志望動機.docx
+++ b/参考資料/志望動機.docx
@@ -122,16 +122,43 @@
         <w:t>点にも惹かれました。入社後は開発技術を磨き、エンジン開発や発展に貢献し、より良いゲーム体験の創出に携わりたいです。</w:t>
       </w:r>
     </w:p>
+    <w:p/>
     <w:p>
-      <w:pPr>
-        <w:rPr>
-          <w:rFonts w:hint="eastAsia"/>
-        </w:rPr>
-      </w:pPr>
+      <w:r>
+        <w:t>貴社の「ゲーム好きが次のゲームを作る」という哲学に共感し、志望いたしました。</w:t>
+      </w:r>
+      <w:r>
+        <w:rPr>
+          <w:rFonts w:hint="eastAsia"/>
+        </w:rPr>
+        <w:t>幼い頃</w:t>
+      </w:r>
+      <w:r>
+        <w:t>、</w:t>
+      </w:r>
+      <w:r>
+        <w:rPr>
+          <w:rFonts w:hint="eastAsia"/>
+        </w:rPr>
+        <w:t>多くのゲームに触れ、ゲームというコンテンツの楽しさを知り、そこから自らもゲームを作りたいと思うようになりました。</w:t>
+      </w:r>
+      <w:r>
+        <w:rPr>
+          <w:rFonts w:hint="eastAsia"/>
+        </w:rPr>
+        <w:t>その経験から、貴社の哲学にとても共感しています。また、</w:t>
+      </w:r>
+      <w:r>
+        <w:t>自社IPの開発という新たな挑戦されている点にも惹かれました。入社後は開発技術を磨き、より良いゲーム体験の創出に携わりたいです。</w:t>
+      </w:r>
     </w:p>
+    <w:p/>
     <w:p>
       <w:r>
-        <w:t>貴社の「ゲーム好きが次のゲームを作る」という哲学に共感し、志望いたしました。</w:t>
+        <w:rPr>
+          <w:rFonts w:hint="eastAsia"/>
+        </w:rPr>
+        <w:t>貴社の遊ぶ人の気持ちに寄り添い、楽しさを追求する開発姿勢に共感し、志望いたしました。</w:t>
       </w:r>
       <w:r>
         <w:rPr>
@@ -146,16 +173,13 @@
         <w:rPr>
           <w:rFonts w:hint="eastAsia"/>
         </w:rPr>
-        <w:t>多くのゲームに触れ、ゲームというコンテンツの楽しさを知り、そこから自らもゲームを作りたいと思うようになりました。</w:t>
-      </w:r>
-      <w:r>
-        <w:rPr>
-          <w:rFonts w:hint="eastAsia"/>
-        </w:rPr>
-        <w:t>その経験から、貴社の哲学にとても共感しています。また、</w:t>
-      </w:r>
-      <w:r>
-        <w:t>自社IPの開発という新たな挑戦されている点にも惹かれました。入社後は開発技術を磨き、より良いゲーム体験の創出に携わりたいです。</w:t>
+        <w:t>多くのゲームに触れ、ゲームというコンテンツの楽しさを知り、そこから自らもゲームを作りたいと思うようになりました。貴社の、遊ぶ人に気持ちに寄り添うという開発姿勢は、私にとって、深く共感できるものです。</w:t>
+      </w:r>
+      <w:r>
+        <w:rPr>
+          <w:rFonts w:hint="eastAsia"/>
+        </w:rPr>
+        <w:t>入社後は技術力だけではなく、企画にも積極的に関わり、より良いゲーム体験の創出に携わりたいと考えています。</w:t>
       </w:r>
     </w:p>
     <w:p/>
@@ -166,37 +190,7 @@
         </w:rPr>
       </w:pPr>
       <w:r>
-        <w:rPr>
-          <w:rFonts w:hint="eastAsia"/>
-        </w:rPr>
-        <w:t>貴社の遊ぶ人の気持ちに寄り添い、楽しさを追求する開発姿勢に共感し、志望いたしました。</w:t>
-      </w:r>
-      <w:r>
-        <w:rPr>
-          <w:rFonts w:hint="eastAsia"/>
-        </w:rPr>
-        <w:t>幼い頃</w:t>
-      </w:r>
-      <w:r>
-        <w:t>、</w:t>
-      </w:r>
-      <w:r>
-        <w:rPr>
-          <w:rFonts w:hint="eastAsia"/>
-        </w:rPr>
-        <w:t>多くのゲームに触れ、ゲームというコンテンツの楽しさを知り、そこから自らもゲームを作りたいと思うようになりました。</w:t>
-      </w:r>
-      <w:r>
-        <w:rPr>
-          <w:rFonts w:hint="eastAsia"/>
-        </w:rPr>
-        <w:t>貴社の、遊ぶ人に気持ちに寄り添うという開発姿勢は、私にとって、深く共感できるものです。</w:t>
-      </w:r>
-      <w:r>
-        <w:rPr>
-          <w:rFonts w:hint="eastAsia"/>
-        </w:rPr>
-        <w:t>入社後は技術力だけではなく、企画にも積極的に関わり、より良いゲーム体験の創出に携わりたいと考えています。</w:t>
+        <w:t>貴社の、開発スタッフ全員で「面白さ」の向上に取り組む開発姿勢に共感し、志望いたしました。幼い頃から多くのゲームに触れる中で、ゲームならではの楽しさや、心に残る体験の魅力を知り、私自身も遊んだ人の楽しい思い出として残るゲームを作りたいと考えるようになりました。貴社の、職種に関わらずより面白いゲームを考え、磨き上げていく開発スタイルに魅力を感じています。入社後は技術力を磨くだけでなく、積極的に意見を出し、より良いゲーム体験の創出に貢献したいと考えています。</w:t>
       </w:r>
     </w:p>
     <w:sectPr>

--- a/参考資料/志望動機.docx
+++ b/参考資料/志望動機.docx
@@ -184,13 +184,19 @@
     </w:p>
     <w:p/>
     <w:p>
+      <w:r>
+        <w:t>貴社の、開発スタッフ全員で「面白さ」の向上に取り組む開発姿勢に共感し、志望いたしました。幼い頃から多くのゲームに触れる中で、ゲームならではの楽しさや、心に残る体験の魅力を知り、私自身も遊んだ人の楽しい思い出として残るゲームを作りたいと考えるようになりました。貴社の、職種に関わらずより面白いゲームを考え、磨き上げていく開発スタイルに魅力を感じています。入社後は技術力を磨くだけでなく、積極的に意見を出し、より良いゲーム体験の創出に貢献したいと考えています。</w:t>
+      </w:r>
+    </w:p>
+    <w:p/>
+    <w:p>
       <w:pPr>
         <w:rPr>
           <w:rFonts w:hint="eastAsia"/>
         </w:rPr>
       </w:pPr>
       <w:r>
-        <w:t>貴社の、開発スタッフ全員で「面白さ」の向上に取り組む開発姿勢に共感し、志望いたしました。幼い頃から多くのゲームに触れる中で、ゲームならではの楽しさや、心に残る体験の魅力を知り、私自身も遊んだ人の楽しい思い出として残るゲームを作りたいと考えるようになりました。貴社の、職種に関わらずより面白いゲームを考え、磨き上げていく開発スタイルに魅力を感じています。入社後は技術力を磨くだけでなく、積極的に意見を出し、より良いゲーム体験の創出に貢献したいと考えています。</w:t>
+        <w:t>貴社の、「ゲーム好きが次のゲームを作る」という哲学に共感し、志望いたしました。幼い頃から多くのゲームに触れる中で、ゲームならではの楽しさや、心に残る体験の魅力を知り、私自身も遊んだ人の楽しい思い出として残るゲームを作りたいと考えるようになりました。貴社の、職種に関わらずより面白いゲームを考え、磨き上げていく開発スタイルに魅力を感じています。入社後は技術力を磨くだけでなく、積極的に意見を出し、より良いゲーム体験の創出に貢献したいと考えています。</w:t>
       </w:r>
     </w:p>
     <w:sectPr>
